--- a/Job Hunt 2026/2026-07-17 - Omni Advertising - Regional Automotive Video Editor/Joshua_Chappell_Resume_Omni.docx
+++ b/Job Hunt 2026/2026-07-17 - Omni Advertising - Regional Automotive Video Editor/Joshua_Chappell_Resume_Omni.docx
@@ -31,9 +31,9 @@
           <w:sz w:val="22"/>
           <w:szCs w:val="22"/>
         </w:rPr>
-        <w:t xml:space="preserve">Mesa, AZ  •  480-586-7959  •  </w:t>
-      </w:r>
-      <w:hyperlink w:history="1" r:id="rIdidsdgfotxpl0kgbwyr1p8">
+        <w:t xml:space="preserve">Mesa, AZ • 480-586-7959 • </w:t>
+      </w:r>
+      <w:hyperlink w:history="1" r:id="rId2dbnflter37vcwav8y9cr">
         <w:r>
           <w:rPr>
             <w:rFonts w:ascii="Calibri" w:cs="Calibri" w:eastAsia="Calibri" w:hAnsi="Calibri"/>
@@ -49,7 +49,7 @@
       <w:pPr>
         <w:jc w:val="center"/>
       </w:pPr>
-      <w:hyperlink w:history="1" r:id="rIdfodywy-pwoomhxzixmmq1">
+      <w:hyperlink w:history="1" r:id="rIdbh_ddmw7yvipeoroj2dyw">
         <w:r>
           <w:rPr>
             <w:rFonts w:ascii="Calibri" w:cs="Calibri" w:eastAsia="Calibri" w:hAnsi="Calibri"/>
@@ -67,9 +67,9 @@
           <w:sz w:val="22"/>
           <w:szCs w:val="22"/>
         </w:rPr>
-        <w:t xml:space="preserve">  •  </w:t>
-      </w:r>
-      <w:hyperlink w:history="1" r:id="rIdrisquuefmfpn0fbygr1yp">
+        <w:t xml:space="preserve"> • </w:t>
+      </w:r>
+      <w:hyperlink w:history="1" r:id="rIdltqrvtoymmwxrj76ovs_x">
         <w:r>
           <w:rPr>
             <w:rFonts w:ascii="Calibri" w:cs="Calibri" w:eastAsia="Calibri" w:hAnsi="Calibri"/>
@@ -87,9 +87,9 @@
           <w:sz w:val="22"/>
           <w:szCs w:val="22"/>
         </w:rPr>
-        <w:t xml:space="preserve">  •  </w:t>
-      </w:r>
-      <w:hyperlink w:history="1" r:id="rIdtozzeg6flvq1afaei2ddq">
+        <w:t xml:space="preserve"> • </w:t>
+      </w:r>
+      <w:hyperlink w:history="1" r:id="rIdhnfws4kyowrdbsozfw7so">
         <w:r>
           <w:rPr>
             <w:rFonts w:ascii="Calibri" w:cs="Calibri" w:eastAsia="Calibri" w:hAnsi="Calibri"/>
@@ -170,7 +170,7 @@
           <w:sz w:val="20"/>
           <w:szCs w:val="20"/>
         </w:rPr>
-        <w:t xml:space="preserve">	Mesa, AZ  |  2025 - Present</w:t>
+        <w:t xml:space="preserve">	Mesa, AZ | 2025 - Present</w:t>
       </w:r>
     </w:p>
     <w:p>
@@ -299,7 +299,7 @@
           <w:sz w:val="20"/>
           <w:szCs w:val="20"/>
         </w:rPr>
-        <w:t xml:space="preserve">	Glendale, AZ  |  Sep 2019 - Present</w:t>
+        <w:t xml:space="preserve">	Glendale, AZ | Sep 2019 - Present</w:t>
       </w:r>
     </w:p>
     <w:p>
@@ -428,7 +428,7 @@
           <w:sz w:val="20"/>
           <w:szCs w:val="20"/>
         </w:rPr>
-        <w:t xml:space="preserve">	Phoenix, AZ  |  Feb 2025 - June 2025</w:t>
+        <w:t xml:space="preserve">	Phoenix, AZ | Feb 2025 - June 2025</w:t>
       </w:r>
     </w:p>
     <w:p>
@@ -534,7 +534,7 @@
           <w:sz w:val="20"/>
           <w:szCs w:val="20"/>
         </w:rPr>
-        <w:t xml:space="preserve">	Phoenix, AZ  |  Oct 2021 - Oct 2023</w:t>
+        <w:t xml:space="preserve">	Phoenix, AZ | Oct 2021 - Oct 2023</w:t>
       </w:r>
     </w:p>
     <w:p>
@@ -663,7 +663,7 @@
           <w:sz w:val="20"/>
           <w:szCs w:val="20"/>
         </w:rPr>
-        <w:t xml:space="preserve">	Queen Creek, AZ  |  Aug 2018 - Aug 2020</w:t>
+        <w:t xml:space="preserve">	Queen Creek, AZ | Aug 2018 - Aug 2020</w:t>
       </w:r>
     </w:p>
     <w:p>
@@ -743,7 +743,7 @@
           <w:sz w:val="22"/>
           <w:szCs w:val="22"/>
         </w:rPr>
-        <w:t xml:space="preserve">Adobe Premiere Pro  •  After Effects  •  Audition  •  Photoshop  •  Lightroom  •  DaVinci Resolve  •  Final Cut Pro  •  Motion Graphics  •  Color Grading (S-Log3, Canon Log-3, RED)  •  Sound Design  •  Storytelling  •  Cinematography  •  AI Workflows (Runway, OpenClaw, Kling, Veo, Midjourney, ElevenLabs, Claude, ChatGPT)  •  Sony FX Cameras  •  Frame.io  •  Wrike / Notion / Trello</w:t>
+        <w:t xml:space="preserve">Adobe Premiere Pro • After Effects • Audition • Photoshop • Lightroom • DaVinci Resolve • Final Cut Pro • Motion Graphics • Color Grading (S-Log3, Canon Log-3, RED) • Sound Design • Storytelling • Cinematography • AI Workflows (Runway, OpenClaw, Kling, Veo, Midjourney, ElevenLabs, Claude, ChatGPT) • Sony FX Cameras • Frame.io • Wrike / Notion / Trello</w:t>
       </w:r>
     </w:p>
     <w:p>
@@ -842,7 +842,7 @@
           <w:sz w:val="22"/>
           <w:szCs w:val="22"/>
         </w:rPr>
-        <w:t xml:space="preserve">Google Digital Marketing &amp; E-Commerce  •  HubSpot Inbound Marketing  •  Part 107 Drone Operator License</w:t>
+        <w:t xml:space="preserve">Google Digital Marketing &amp; E-Commerce • HubSpot Inbound Marketing • Part 107 Drone Operator License</w:t>
       </w:r>
     </w:p>
     <w:sectPr>
@@ -1020,7 +1020,7 @@
     <w:lvl w:ilvl="0" w:tentative="1">
       <w:start w:val="1"/>
       <w:numFmt w:val="bullet"/>
-      <w:lvlText w:val="▪"/>
+      <w:lvlText w:val="•"/>
       <w:lvlJc w:val="left"/>
       <w:pPr>
         <w:ind w:left="280" w:hanging="280"/>
